--- a/Grado/DIW/UT2/Actividad 1/Actividad_1_david_gonzalez.docx
+++ b/Grado/DIW/UT2/Actividad 1/Actividad_1_david_gonzalez.docx
@@ -849,7 +849,7 @@
                     <a:blip r:embed="rId13">
                       <a:extLst>
                         <a:ext uri="{28A0092B-C50C-407E-A947-70E740481C1C}">
-                          <a14:useLocalDpi xmlns="" xmlns:wpc="http://schemas.microsoft.com/office/word/2010/wordprocessingCanvas" xmlns:cx="http://schemas.microsoft.com/office/drawing/2014/chartex" xmlns:cx1="http://schemas.microsoft.com/office/drawing/2015/9/8/chartex" xmlns:cx2="http://schemas.microsoft.com/office/drawing/2015/10/21/chartex" xmlns:cx3="http://schemas.microsoft.com/office/drawing/2016/5/9/chartex" xmlns:cx4="http://schemas.microsoft.com/office/drawing/2016/5/10/chartex" xmlns:cx5="http://schemas.microsoft.com/office/drawing/2016/5/11/chartex" xmlns:cx6="http://schemas.microsoft.com/office/drawing/2016/5/12/chartex" xmlns:cx7="http://schemas.microsoft.com/office/drawing/2016/5/13/chartex" xmlns:cx8="http://schemas.microsoft.com/office/drawing/2016/5/14/chartex" xmlns:mc="http://schemas.openxmlformats.org/markup-compatibility/2006" xmlns:aink="http://schemas.microsoft.com/office/drawing/2016/ink" xmlns:am3d="http://schemas.microsoft.com/office/drawing/2017/model3d" xmlns:o="urn:schemas-microsoft-com:office:office" xmlns:oel="http://schemas.microsoft.com/office/2019/extlst" xmlns:v="urn:schemas-microsoft-com:vml" xmlns:wp14="http://schemas.microsoft.com/office/word/2010/wordprocessingDrawing" xmlns:w10="urn:schemas-microsoft-com:office:word" xmlns:w="http://schemas.openxmlformats.org/wordprocessingml/2006/main" xmlns:w14="http://schemas.microsoft.com/office/word/2010/wordml" xmlns:w15="http://schemas.microsoft.com/office/word/2012/wordml" xmlns:w16cex="http://schemas.microsoft.com/office/word/2018/wordml/cex" xmlns:w16cid="http://schemas.microsoft.com/office/word/2016/wordml/cid" xmlns:w16="http://schemas.microsoft.com/office/word/2018/wordml" xmlns:w16du="http://schemas.microsoft.com/office/word/2023/wordml/word16du" xmlns:w16sdtdh="http://schemas.microsoft.com/office/word/2020/wordml/sdtdatahash" xmlns:w16sdtfl="http://schemas.microsoft.com/office/word/2024/wordml/sdtformatlock" xmlns:w16se="http://schemas.microsoft.com/office/word/2015/wordml/symex" xmlns:wpg="http://schemas.microsoft.com/office/word/2010/wordprocessingGroup" xmlns:wpi="http://schemas.microsoft.com/office/word/2010/wordprocessingInk" xmlns:wps="http://schemas.microsoft.com/office/word/2010/wordprocessingShape" xmlns:a14="http://schemas.microsoft.com/office/drawing/2010/main" val="0"/>
+                          <a14:useLocalDpi xmlns:a14="http://schemas.microsoft.com/office/drawing/2010/main" xmlns:wps="http://schemas.microsoft.com/office/word/2010/wordprocessingShape" xmlns:wpi="http://schemas.microsoft.com/office/word/2010/wordprocessingInk" xmlns:wpg="http://schemas.microsoft.com/office/word/2010/wordprocessingGroup" xmlns:w16se="http://schemas.microsoft.com/office/word/2015/wordml/symex" xmlns:w16sdtfl="http://schemas.microsoft.com/office/word/2024/wordml/sdtformatlock" xmlns:w16sdtdh="http://schemas.microsoft.com/office/word/2020/wordml/sdtdatahash" xmlns:w16du="http://schemas.microsoft.com/office/word/2023/wordml/word16du" xmlns:w16="http://schemas.microsoft.com/office/word/2018/wordml" xmlns:w16cid="http://schemas.microsoft.com/office/word/2016/wordml/cid" xmlns:w16cex="http://schemas.microsoft.com/office/word/2018/wordml/cex" xmlns:w15="http://schemas.microsoft.com/office/word/2012/wordml" xmlns:w14="http://schemas.microsoft.com/office/word/2010/wordml" xmlns:w="http://schemas.openxmlformats.org/wordprocessingml/2006/main" xmlns:w10="urn:schemas-microsoft-com:office:word" xmlns:wp14="http://schemas.microsoft.com/office/word/2010/wordprocessingDrawing" xmlns:v="urn:schemas-microsoft-com:vml" xmlns:oel="http://schemas.microsoft.com/office/2019/extlst" xmlns:o="urn:schemas-microsoft-com:office:office" xmlns:am3d="http://schemas.microsoft.com/office/drawing/2017/model3d" xmlns:aink="http://schemas.microsoft.com/office/drawing/2016/ink" xmlns:mc="http://schemas.openxmlformats.org/markup-compatibility/2006" xmlns:cx8="http://schemas.microsoft.com/office/drawing/2016/5/14/chartex" xmlns:cx7="http://schemas.microsoft.com/office/drawing/2016/5/13/chartex" xmlns:cx6="http://schemas.microsoft.com/office/drawing/2016/5/12/chartex" xmlns:cx5="http://schemas.microsoft.com/office/drawing/2016/5/11/chartex" xmlns:cx4="http://schemas.microsoft.com/office/drawing/2016/5/10/chartex" xmlns:cx3="http://schemas.microsoft.com/office/drawing/2016/5/9/chartex" xmlns:cx2="http://schemas.microsoft.com/office/drawing/2015/10/21/chartex" xmlns:cx1="http://schemas.microsoft.com/office/drawing/2015/9/8/chartex" xmlns:cx="http://schemas.microsoft.com/office/drawing/2014/chartex" xmlns:wpc="http://schemas.microsoft.com/office/word/2010/wordprocessingCanvas" xmlns="" val="0"/>
                         </a:ext>
                       </a:extLst>
                     </a:blip>
@@ -896,9 +896,9 @@
         </w:rPr>
         <w:drawing>
           <wp:inline distT="0" distB="0" distL="0" distR="0">
-            <wp:extent cx="5733415" cy="2624232"/>
+            <wp:extent cx="5733415" cy="3165323"/>
             <wp:effectExtent l="19050" t="0" r="635" b="0"/>
-            <wp:docPr id="4" name="Imagen 2"/>
+            <wp:docPr id="6" name="Imagen 2"/>
             <wp:cNvGraphicFramePr>
               <a:graphicFrameLocks xmlns:a="http://schemas.openxmlformats.org/drawingml/2006/main" noChangeAspect="1"/>
             </wp:cNvGraphicFramePr>
@@ -921,7 +921,7 @@
                   <pic:spPr bwMode="auto">
                     <a:xfrm>
                       <a:off x="0" y="0"/>
-                      <a:ext cx="5733415" cy="2624232"/>
+                      <a:ext cx="5733415" cy="3165323"/>
                     </a:xfrm>
                     <a:prstGeom prst="rect">
                       <a:avLst/>
